--- a/6 URS/URS 1.2.docx
+++ b/6 URS/URS 1.2.docx
@@ -5500,16 +5500,12 @@
         <w:textAlignment w:val="baseline"/>
         <w:rPr>
           <w:rFonts w:ascii="Arial" w:eastAsia="Times New Roman" w:hAnsi="Arial" w:cs="Arial"/>
-          <w:sz w:val="24"/>
-          <w:szCs w:val="24"/>
-          <w:lang w:eastAsia="pl-PL"/>
-        </w:rPr>
-      </w:pPr>
-      <w:r>
-        <w:rPr>
-          <w:rFonts w:ascii="Arial" w:eastAsia="Times New Roman" w:hAnsi="Arial" w:cs="Arial"/>
-          <w:sz w:val="24"/>
-          <w:szCs w:val="24"/>
+          <w:lang w:eastAsia="pl-PL"/>
+        </w:rPr>
+      </w:pPr>
+      <w:r>
+        <w:rPr>
+          <w:rFonts w:ascii="Arial" w:eastAsia="Times New Roman" w:hAnsi="Arial" w:cs="Arial"/>
           <w:lang w:eastAsia="pl-PL"/>
         </w:rPr>
         <w:t>User fills in new username or email or selects a new profile picture.</w:t>
@@ -5525,16 +5521,12 @@
         <w:textAlignment w:val="baseline"/>
         <w:rPr>
           <w:rFonts w:ascii="Arial" w:eastAsia="Times New Roman" w:hAnsi="Arial" w:cs="Arial"/>
-          <w:sz w:val="24"/>
-          <w:szCs w:val="24"/>
-          <w:lang w:eastAsia="pl-PL"/>
-        </w:rPr>
-      </w:pPr>
-      <w:r>
-        <w:rPr>
-          <w:rFonts w:ascii="Arial" w:eastAsia="Times New Roman" w:hAnsi="Arial" w:cs="Arial"/>
-          <w:sz w:val="24"/>
-          <w:szCs w:val="24"/>
+          <w:lang w:eastAsia="pl-PL"/>
+        </w:rPr>
+      </w:pPr>
+      <w:r>
+        <w:rPr>
+          <w:rFonts w:ascii="Arial" w:eastAsia="Times New Roman" w:hAnsi="Arial" w:cs="Arial"/>
           <w:lang w:eastAsia="pl-PL"/>
         </w:rPr>
         <w:t>The user selects “Update Profile”.</w:t>
@@ -5550,16 +5542,12 @@
         <w:textAlignment w:val="baseline"/>
         <w:rPr>
           <w:rFonts w:ascii="Arial" w:eastAsia="Times New Roman" w:hAnsi="Arial" w:cs="Arial"/>
-          <w:sz w:val="24"/>
-          <w:szCs w:val="24"/>
-          <w:lang w:eastAsia="pl-PL"/>
-        </w:rPr>
-      </w:pPr>
-      <w:r>
-        <w:rPr>
-          <w:rFonts w:ascii="Arial" w:eastAsia="Times New Roman" w:hAnsi="Arial" w:cs="Arial"/>
-          <w:sz w:val="24"/>
-          <w:szCs w:val="24"/>
+          <w:lang w:eastAsia="pl-PL"/>
+        </w:rPr>
+      </w:pPr>
+      <w:r>
+        <w:rPr>
+          <w:rFonts w:ascii="Arial" w:eastAsia="Times New Roman" w:hAnsi="Arial" w:cs="Arial"/>
           <w:lang w:eastAsia="pl-PL"/>
         </w:rPr>
         <w:t>The system updates the profile.</w:t>
@@ -5785,39 +5773,7 @@
           <w:color w:val="0D0D0D"/>
           <w:lang w:eastAsia="pl-PL"/>
         </w:rPr>
-        <w:t xml:space="preserve">the user tries changing the </w:t>
-      </w:r>
-      <w:r>
-        <w:rPr>
-          <w:rFonts w:ascii="Arial" w:eastAsia="Times New Roman" w:hAnsi="Arial" w:cs="Arial"/>
-          <w:color w:val="0D0D0D"/>
-          <w:lang w:eastAsia="pl-PL"/>
-        </w:rPr>
-        <w:t>email</w:t>
-      </w:r>
-      <w:r>
-        <w:rPr>
-          <w:rFonts w:ascii="Arial" w:eastAsia="Times New Roman" w:hAnsi="Arial" w:cs="Arial"/>
-          <w:color w:val="0D0D0D"/>
-          <w:lang w:eastAsia="pl-PL"/>
-        </w:rPr>
-        <w:t xml:space="preserve"> to something else but that </w:t>
-      </w:r>
-      <w:r>
-        <w:rPr>
-          <w:rFonts w:ascii="Arial" w:eastAsia="Times New Roman" w:hAnsi="Arial" w:cs="Arial"/>
-          <w:color w:val="0D0D0D"/>
-          <w:lang w:eastAsia="pl-PL"/>
-        </w:rPr>
-        <w:t>email</w:t>
-      </w:r>
-      <w:r>
-        <w:rPr>
-          <w:rFonts w:ascii="Arial" w:eastAsia="Times New Roman" w:hAnsi="Arial" w:cs="Arial"/>
-          <w:color w:val="0D0D0D"/>
-          <w:lang w:eastAsia="pl-PL"/>
-        </w:rPr>
-        <w:t xml:space="preserve"> is already taken by another user </w:t>
+        <w:t xml:space="preserve">the user tries changing the email to something else but that email is already taken by another user </w:t>
       </w:r>
       <w:r>
         <w:rPr>
@@ -5849,23 +5805,7 @@
           <w:color w:val="0D0D0D"/>
           <w:lang w:eastAsia="pl-PL"/>
         </w:rPr>
-        <w:t xml:space="preserve">shows stating that this </w:t>
-      </w:r>
-      <w:r>
-        <w:rPr>
-          <w:rFonts w:ascii="Arial" w:eastAsia="Times New Roman" w:hAnsi="Arial" w:cs="Arial"/>
-          <w:color w:val="0D0D0D"/>
-          <w:lang w:eastAsia="pl-PL"/>
-        </w:rPr>
-        <w:t>email</w:t>
-      </w:r>
-      <w:r>
-        <w:rPr>
-          <w:rFonts w:ascii="Arial" w:eastAsia="Times New Roman" w:hAnsi="Arial" w:cs="Arial"/>
-          <w:color w:val="0D0D0D"/>
-          <w:lang w:eastAsia="pl-PL"/>
-        </w:rPr>
-        <w:t xml:space="preserve"> is taken.</w:t>
+        <w:t>shows stating that this email is taken.</w:t>
       </w:r>
       <w:r>
         <w:rPr>
@@ -6996,27 +6936,7 @@
           <w:szCs w:val="32"/>
           <w:lang w:eastAsia="pl-PL"/>
         </w:rPr>
-        <w:t>View</w:t>
-      </w:r>
-      <w:r>
-        <w:rPr>
-          <w:rFonts w:ascii="Arial" w:eastAsia="Times New Roman" w:hAnsi="Arial" w:cs="Arial"/>
-          <w:color w:val="000000"/>
-          <w:sz w:val="32"/>
-          <w:szCs w:val="32"/>
-          <w:lang w:eastAsia="pl-PL"/>
-        </w:rPr>
-        <w:t xml:space="preserve"> </w:t>
-      </w:r>
-      <w:r>
-        <w:rPr>
-          <w:rFonts w:ascii="Arial" w:eastAsia="Times New Roman" w:hAnsi="Arial" w:cs="Arial"/>
-          <w:color w:val="000000"/>
-          <w:sz w:val="32"/>
-          <w:szCs w:val="32"/>
-          <w:lang w:eastAsia="pl-PL"/>
-        </w:rPr>
-        <w:t>Ratings</w:t>
+        <w:t>View Ratings</w:t>
       </w:r>
     </w:p>
     <w:p>
@@ -7333,17 +7253,7 @@
           <w:szCs w:val="32"/>
           <w:lang w:eastAsia="pl-PL"/>
         </w:rPr>
-        <w:t>Filter Content by</w:t>
-      </w:r>
-      <w:r>
-        <w:rPr>
-          <w:rFonts w:ascii="Arial" w:eastAsia="Times New Roman" w:hAnsi="Arial" w:cs="Arial"/>
-          <w:color w:val="000000"/>
-          <w:sz w:val="32"/>
-          <w:szCs w:val="32"/>
-          <w:lang w:eastAsia="pl-PL"/>
-        </w:rPr>
-        <w:t xml:space="preserve"> Ratings</w:t>
+        <w:t>Filter Content by Ratings</w:t>
       </w:r>
     </w:p>
     <w:p>
@@ -7467,15 +7377,7 @@
           <w:color w:val="000000"/>
           <w:lang w:eastAsia="pl-PL"/>
         </w:rPr>
-        <w:t>the homepage</w:t>
-      </w:r>
-      <w:r>
-        <w:rPr>
-          <w:rFonts w:ascii="Arial" w:eastAsia="Times New Roman" w:hAnsi="Arial" w:cs="Arial"/>
-          <w:color w:val="000000"/>
-          <w:lang w:eastAsia="pl-PL"/>
-        </w:rPr>
-        <w:t>.</w:t>
+        <w:t>the homepage.</w:t>
       </w:r>
     </w:p>
     <w:p>
@@ -8336,15 +8238,7 @@
           <w:color w:val="000000"/>
           <w:lang w:eastAsia="pl-PL"/>
         </w:rPr>
-        <w:t>e</w:t>
-      </w:r>
-      <w:r>
-        <w:rPr>
-          <w:rFonts w:ascii="Arial" w:eastAsia="Times New Roman" w:hAnsi="Arial" w:cs="Arial"/>
-          <w:color w:val="000000"/>
-          <w:lang w:eastAsia="pl-PL"/>
-        </w:rPr>
-        <w:t xml:space="preserve"> system displays categorized results</w:t>
+        <w:t>e system displays categorized results</w:t>
       </w:r>
       <w:r>
         <w:rPr>
@@ -9456,27 +9350,7 @@
           <w:szCs w:val="32"/>
           <w:lang w:eastAsia="pl-PL"/>
         </w:rPr>
-        <w:t>Musician</w:t>
-      </w:r>
-      <w:r>
-        <w:rPr>
-          <w:rFonts w:ascii="Arial" w:eastAsia="Times New Roman" w:hAnsi="Arial" w:cs="Arial"/>
-          <w:color w:val="000000"/>
-          <w:sz w:val="32"/>
-          <w:szCs w:val="32"/>
-          <w:lang w:eastAsia="pl-PL"/>
-        </w:rPr>
-        <w:t xml:space="preserve"> </w:t>
-      </w:r>
-      <w:r>
-        <w:rPr>
-          <w:rFonts w:ascii="Arial" w:eastAsia="Times New Roman" w:hAnsi="Arial" w:cs="Arial"/>
-          <w:color w:val="000000"/>
-          <w:sz w:val="32"/>
-          <w:szCs w:val="32"/>
-          <w:lang w:eastAsia="pl-PL"/>
-        </w:rPr>
-        <w:t>Adding Content</w:t>
+        <w:t>Musician Adding Content</w:t>
       </w:r>
     </w:p>
     <w:p>
@@ -9735,15 +9609,7 @@
           <w:color w:val="000000"/>
           <w:lang w:eastAsia="pl-PL"/>
         </w:rPr>
-        <w:t xml:space="preserve">Form to add </w:t>
-      </w:r>
-      <w:r>
-        <w:rPr>
-          <w:rFonts w:ascii="Arial" w:eastAsia="Times New Roman" w:hAnsi="Arial" w:cs="Arial"/>
-          <w:color w:val="000000"/>
-          <w:lang w:eastAsia="pl-PL"/>
-        </w:rPr>
-        <w:t>songs</w:t>
+        <w:t>Form to add songs</w:t>
       </w:r>
       <w:r>
         <w:rPr>
@@ -9775,15 +9641,7 @@
           <w:color w:val="000000"/>
           <w:lang w:eastAsia="pl-PL"/>
         </w:rPr>
-        <w:t xml:space="preserve"> </w:t>
-      </w:r>
-      <w:r>
-        <w:rPr>
-          <w:rFonts w:ascii="Arial" w:eastAsia="Times New Roman" w:hAnsi="Arial" w:cs="Arial"/>
-          <w:color w:val="000000"/>
-          <w:lang w:eastAsia="pl-PL"/>
-        </w:rPr>
-        <w:t>song</w:t>
+        <w:t xml:space="preserve"> song</w:t>
       </w:r>
       <w:r>
         <w:rPr>
@@ -10194,8 +10052,9 @@
           <w:szCs w:val="32"/>
           <w:lang w:eastAsia="pl-PL"/>
         </w:rPr>
-        <w:t>Critic</w:t>
-      </w:r>
+        <w:t xml:space="preserve">Critic </w:t>
+      </w:r>
+      <w:bookmarkEnd w:id="1"/>
       <w:r>
         <w:rPr>
           <w:rFonts w:ascii="Arial" w:eastAsia="Times New Roman" w:hAnsi="Arial" w:cs="Arial"/>
@@ -10204,17 +10063,6 @@
           <w:szCs w:val="32"/>
           <w:lang w:eastAsia="pl-PL"/>
         </w:rPr>
-        <w:t xml:space="preserve"> </w:t>
-      </w:r>
-      <w:bookmarkEnd w:id="1"/>
-      <w:r>
-        <w:rPr>
-          <w:rFonts w:ascii="Arial" w:eastAsia="Times New Roman" w:hAnsi="Arial" w:cs="Arial"/>
-          <w:color w:val="000000"/>
-          <w:sz w:val="32"/>
-          <w:szCs w:val="32"/>
-          <w:lang w:eastAsia="pl-PL"/>
-        </w:rPr>
         <w:t>Adding Content</w:t>
       </w:r>
     </w:p>
@@ -10277,15 +10125,7 @@
           <w:color w:val="0D0D0D"/>
           <w:lang w:eastAsia="pl-PL"/>
         </w:rPr>
-        <w:t>Critic</w:t>
-      </w:r>
-      <w:r>
-        <w:rPr>
-          <w:rFonts w:ascii="Arial" w:eastAsia="Times New Roman" w:hAnsi="Arial" w:cs="Arial"/>
-          <w:color w:val="0D0D0D"/>
-          <w:lang w:eastAsia="pl-PL"/>
-        </w:rPr>
-        <w:t xml:space="preserve"> </w:t>
+        <w:t xml:space="preserve">Critic </w:t>
       </w:r>
       <w:r>
         <w:rPr>
@@ -10371,15 +10211,7 @@
           <w:color w:val="000000"/>
           <w:lang w:eastAsia="pl-PL"/>
         </w:rPr>
-        <w:t xml:space="preserve"> </w:t>
-      </w:r>
-      <w:r>
-        <w:rPr>
-          <w:rFonts w:ascii="Arial" w:eastAsia="Times New Roman" w:hAnsi="Arial" w:cs="Arial"/>
-          <w:color w:val="000000"/>
-          <w:lang w:eastAsia="pl-PL"/>
-        </w:rPr>
-        <w:t>selects “</w:t>
+        <w:t xml:space="preserve"> selects “</w:t>
       </w:r>
       <w:r>
         <w:rPr>
@@ -10450,15 +10282,7 @@
           <w:color w:val="000000"/>
           <w:lang w:eastAsia="pl-PL"/>
         </w:rPr>
-        <w:t xml:space="preserve"> </w:t>
-      </w:r>
-      <w:r>
-        <w:rPr>
-          <w:rFonts w:ascii="Arial" w:eastAsia="Times New Roman" w:hAnsi="Arial" w:cs="Arial"/>
-          <w:color w:val="000000"/>
-          <w:lang w:eastAsia="pl-PL"/>
-        </w:rPr>
-        <w:t>selects “</w:t>
+        <w:t xml:space="preserve"> selects “</w:t>
       </w:r>
       <w:r>
         <w:rPr>
@@ -10529,15 +10353,7 @@
           <w:color w:val="000000"/>
           <w:lang w:eastAsia="pl-PL"/>
         </w:rPr>
-        <w:t xml:space="preserve"> </w:t>
-      </w:r>
-      <w:r>
-        <w:rPr>
-          <w:rFonts w:ascii="Arial" w:eastAsia="Times New Roman" w:hAnsi="Arial" w:cs="Arial"/>
-          <w:color w:val="000000"/>
-          <w:lang w:eastAsia="pl-PL"/>
-        </w:rPr>
-        <w:t xml:space="preserve">fills in the </w:t>
+        <w:t xml:space="preserve"> fills in the </w:t>
       </w:r>
       <w:r>
         <w:rPr>
@@ -10590,13 +10406,7 @@
         <w:rPr>
           <w:rFonts w:ascii="Arial" w:hAnsi="Arial" w:cs="Arial"/>
         </w:rPr>
-        <w:t xml:space="preserve"> </w:t>
-      </w:r>
-      <w:r>
-        <w:rPr>
-          <w:rFonts w:ascii="Arial" w:hAnsi="Arial" w:cs="Arial"/>
-        </w:rPr>
-        <w:t>selects</w:t>
+        <w:t xml:space="preserve"> selects</w:t>
       </w:r>
       <w:r>
         <w:rPr>
@@ -10650,15 +10460,7 @@
           <w:color w:val="000000"/>
           <w:lang w:eastAsia="pl-PL"/>
         </w:rPr>
-        <w:t xml:space="preserve"> </w:t>
-      </w:r>
-      <w:r>
-        <w:rPr>
-          <w:rFonts w:ascii="Arial" w:eastAsia="Times New Roman" w:hAnsi="Arial" w:cs="Arial"/>
-          <w:color w:val="000000"/>
-          <w:lang w:eastAsia="pl-PL"/>
-        </w:rPr>
-        <w:t>to the homepage</w:t>
+        <w:t xml:space="preserve"> to the homepage</w:t>
       </w:r>
       <w:r>
         <w:rPr>
@@ -10772,13 +10574,7 @@
         <w:rPr>
           <w:rFonts w:ascii="Arial" w:hAnsi="Arial" w:cs="Arial"/>
         </w:rPr>
-        <w:t xml:space="preserve"> </w:t>
-      </w:r>
-      <w:r>
-        <w:rPr>
-          <w:rFonts w:ascii="Arial" w:hAnsi="Arial" w:cs="Arial"/>
-        </w:rPr>
-        <w:t xml:space="preserve">selects “Cancel” to go back to the </w:t>
+        <w:t xml:space="preserve"> selects “Cancel” to go back to the </w:t>
       </w:r>
       <w:proofErr w:type="gramStart"/>
       <w:r>
@@ -17713,6 +17509,7 @@
   <w:style w:type="character" w:default="1" w:styleId="DefaultParagraphFont">
     <w:name w:val="Default Paragraph Font"/>
     <w:uiPriority w:val="1"/>
+    <w:semiHidden/>
     <w:unhideWhenUsed/>
   </w:style>
   <w:style w:type="table" w:default="1" w:styleId="TableNormal">
